--- a/Slides and Labs/Day 9 - SQL - Lab.docx
+++ b/Slides and Labs/Day 9 - SQL - Lab.docx
@@ -1,11 +1,14 @@
 
 <file path=word/document.xml><?xml version="1.0" encoding="utf-8"?>
-<w:document xmlns:wpc="http://schemas.microsoft.com/office/word/2010/wordprocessingCanvas" xmlns:cx="http://schemas.microsoft.com/office/drawing/2014/chartex" xmlns:cx1="http://schemas.microsoft.com/office/drawing/2015/9/8/chartex" xmlns:cx2="http://schemas.microsoft.com/office/drawing/2015/10/21/chartex" xmlns:cx3="http://schemas.microsoft.com/office/drawing/2016/5/9/chartex" xmlns:cx4="http://schemas.microsoft.com/office/drawing/2016/5/10/chartex" xmlns:cx5="http://schemas.microsoft.com/office/drawing/2016/5/11/chartex" xmlns:cx6="http://schemas.microsoft.com/office/drawing/2016/5/12/chartex" xmlns:cx7="http://schemas.microsoft.com/office/drawing/2016/5/13/chartex" xmlns:cx8="http://schemas.microsoft.com/office/drawing/2016/5/14/chartex" xmlns:mc="http://schemas.openxmlformats.org/markup-compatibility/2006" xmlns:aink="http://schemas.microsoft.com/office/drawing/2016/ink" xmlns:am3d="http://schemas.microsoft.com/office/drawing/2017/model3d" xmlns:o="urn:schemas-microsoft-com:office:office" xmlns:oel="http://schemas.microsoft.com/office/2019/extlst" xmlns:r="http://schemas.openxmlformats.org/officeDocument/2006/relationships" xmlns:m="http://schemas.openxmlformats.org/officeDocument/2006/math" xmlns:v="urn:schemas-microsoft-com:vml" xmlns:wp14="http://schemas.microsoft.com/office/word/2010/wordprocessingDrawing" xmlns:wp="http://schemas.openxmlformats.org/drawingml/2006/wordprocessingDrawing" xmlns:w10="urn:schemas-microsoft-com:office:word" xmlns:w="http://schemas.openxmlformats.org/wordprocessingml/2006/main" xmlns:w14="http://schemas.microsoft.com/office/word/2010/wordml" xmlns:w15="http://schemas.microsoft.com/office/word/2012/wordml" xmlns:w16cei="http://schemas.microsoft.com/office/word/2026/wordml/cei" xmlns:w16cex="http://schemas.microsoft.com/office/word/2018/wordml/cex" xmlns:w16cid="http://schemas.microsoft.com/office/word/2016/wordml/cid" xmlns:w16="http://schemas.microsoft.com/office/word/2018/wordml" xmlns:w16du="http://schemas.microsoft.com/office/word/2023/wordml/word16du" xmlns:w16sdtdh="http://schemas.microsoft.com/office/word/2020/wordml/sdtdatahash" xmlns:w16sdtfl="http://schemas.microsoft.com/office/word/2024/wordml/sdtformatlock" xmlns:w16se="http://schemas.microsoft.com/office/word/2015/wordml/symex" xmlns:wpg="http://schemas.microsoft.com/office/word/2010/wordprocessingGroup" xmlns:wpi="http://schemas.microsoft.com/office/word/2010/wordprocessingInk" xmlns:wne="http://schemas.microsoft.com/office/word/2006/wordml" xmlns:wps="http://schemas.microsoft.com/office/word/2010/wordprocessingShape" mc:Ignorable="w14 w15 w16se w16cid w16 w16cex w16sdtdh w16sdtfl w16du wp14">
+<w:document xmlns:wpc="http://schemas.microsoft.com/office/word/2010/wordprocessingCanvas" xmlns:cx="http://schemas.microsoft.com/office/drawing/2014/chartex" xmlns:cx1="http://schemas.microsoft.com/office/drawing/2015/9/8/chartex" xmlns:cx2="http://schemas.microsoft.com/office/drawing/2015/10/21/chartex" xmlns:cx3="http://schemas.microsoft.com/office/drawing/2016/5/9/chartex" xmlns:cx4="http://schemas.microsoft.com/office/drawing/2016/5/10/chartex" xmlns:cx5="http://schemas.microsoft.com/office/drawing/2016/5/11/chartex" xmlns:cx6="http://schemas.microsoft.com/office/drawing/2016/5/12/chartex" xmlns:cx7="http://schemas.microsoft.com/office/drawing/2016/5/13/chartex" xmlns:cx8="http://schemas.microsoft.com/office/drawing/2016/5/14/chartex" xmlns:mc="http://schemas.openxmlformats.org/markup-compatibility/2006" xmlns:aink="http://schemas.microsoft.com/office/drawing/2016/ink" xmlns:am3d="http://schemas.microsoft.com/office/drawing/2017/model3d" xmlns:o="urn:schemas-microsoft-com:office:office" xmlns:oel="http://schemas.microsoft.com/office/2019/extlst" xmlns:r="http://schemas.openxmlformats.org/officeDocument/2006/relationships" xmlns:m="http://schemas.openxmlformats.org/officeDocument/2006/math" xmlns:v="urn:schemas-microsoft-com:vml" xmlns:wp14="http://schemas.microsoft.com/office/word/2010/wordprocessingDrawing" xmlns:wp="http://schemas.openxmlformats.org/drawingml/2006/wordprocessingDrawing" xmlns:w10="urn:schemas-microsoft-com:office:word" xmlns:w="http://schemas.openxmlformats.org/wordprocessingml/2006/main" xmlns:w14="http://schemas.microsoft.com/office/word/2010/wordml" xmlns:w15="http://schemas.microsoft.com/office/word/2012/wordml" xmlns:w16cex="http://schemas.microsoft.com/office/word/2018/wordml/cex" xmlns:w16cid="http://schemas.microsoft.com/office/word/2016/wordml/cid" xmlns:w16="http://schemas.microsoft.com/office/word/2018/wordml" xmlns:w16du="http://schemas.microsoft.com/office/word/2023/wordml/word16du" xmlns:w16sdtdh="http://schemas.microsoft.com/office/word/2020/wordml/sdtdatahash" xmlns:w16sdtfl="http://schemas.microsoft.com/office/word/2024/wordml/sdtformatlock" xmlns:w16se="http://schemas.microsoft.com/office/word/2015/wordml/symex" xmlns:wpg="http://schemas.microsoft.com/office/word/2010/wordprocessingGroup" xmlns:wpi="http://schemas.microsoft.com/office/word/2010/wordprocessingInk" xmlns:wne="http://schemas.microsoft.com/office/word/2006/wordml" xmlns:wps="http://schemas.microsoft.com/office/word/2010/wordprocessingShape" mc:Ignorable="w14 w15 w16se w16cid w16 w16cex w16sdtdh w16sdtfl w16du wp14">
   <w:body>
     <w:p>
       <w:pPr>
         <w:pStyle w:val="Title"/>
         <w:ind w:left="2410"/>
+        <w:rPr>
+          <w:rFonts w:hint="eastAsia"/>
+        </w:rPr>
       </w:pPr>
       <w:r>
         <w:t xml:space="preserve">SQL </w:t>
@@ -48,8 +51,11 @@
         </w:sectPr>
       </w:pPr>
       <w:r>
+        <w:rPr>
+          <w:noProof/>
+        </w:rPr>
         <w:drawing>
-          <wp:anchor distT="0" distB="0" distL="114300" distR="114300" simplePos="0" relativeHeight="251661312" behindDoc="1" locked="1" layoutInCell="1" allowOverlap="1" wp14:anchorId="29C906B0" wp14:editId="2B9158D7">
+          <wp:anchor distT="0" distB="0" distL="114300" distR="114300" simplePos="0" relativeHeight="251658242" behindDoc="1" locked="1" layoutInCell="1" allowOverlap="1" wp14:anchorId="29C906B0" wp14:editId="2B9158D7">
             <wp:simplePos x="0" y="0"/>
             <wp:positionH relativeFrom="column">
               <wp:posOffset>4508500</wp:posOffset>
@@ -105,8 +111,11 @@
         </w:drawing>
       </w:r>
       <w:r>
+        <w:rPr>
+          <w:noProof/>
+        </w:rPr>
         <w:drawing>
-          <wp:anchor distT="0" distB="0" distL="114300" distR="114300" simplePos="0" relativeHeight="251659264" behindDoc="1" locked="1" layoutInCell="1" allowOverlap="1" wp14:anchorId="44742A25" wp14:editId="05CC804E">
+          <wp:anchor distT="0" distB="0" distL="114300" distR="114300" simplePos="0" relativeHeight="251658241" behindDoc="1" locked="1" layoutInCell="1" allowOverlap="1" wp14:anchorId="44742A25" wp14:editId="05CC804E">
             <wp:simplePos x="0" y="0"/>
             <wp:positionH relativeFrom="column">
               <wp:posOffset>-131931</wp:posOffset>
@@ -165,7 +174,7 @@
     <w:sdt>
       <w:sdtPr>
         <w:rPr>
-          <w:rFonts w:asciiTheme="minorHAnsi" w:eastAsiaTheme="minorHAnsi" w:hAnsiTheme="minorHAnsi" w:cstheme="minorBidi"/>
+          <w:rFonts w:asciiTheme="minorHAnsi" w:eastAsiaTheme="minorEastAsia" w:hAnsiTheme="minorHAnsi" w:cstheme="minorBidi"/>
           <w:kern w:val="2"/>
           <w:sz w:val="24"/>
           <w:szCs w:val="24"/>
@@ -189,6 +198,7 @@
           <w:pPr>
             <w:pStyle w:val="TOCHeading"/>
             <w:rPr>
+              <w:rFonts w:hint="eastAsia"/>
               <w:lang w:val="en-GB"/>
             </w:rPr>
           </w:pPr>
@@ -207,7 +217,7 @@
               <w:tab w:val="right" w:leader="dot" w:pos="10194"/>
             </w:tabs>
             <w:rPr>
-              <w:rFonts w:eastAsiaTheme="minorEastAsia"/>
+              <w:rFonts w:eastAsiaTheme="minorEastAsia" w:hint="eastAsia"/>
               <w:noProof/>
               <w:color w:val="auto"/>
               <w:lang w:val="en-US"/>
@@ -305,7 +315,7 @@
               <w:tab w:val="right" w:leader="dot" w:pos="10194"/>
             </w:tabs>
             <w:rPr>
-              <w:rFonts w:eastAsiaTheme="minorEastAsia"/>
+              <w:rFonts w:eastAsiaTheme="minorEastAsia" w:hint="eastAsia"/>
               <w:noProof/>
               <w:color w:val="auto"/>
               <w:lang w:val="en-US"/>
@@ -394,7 +404,7 @@
               <w:tab w:val="right" w:leader="dot" w:pos="10194"/>
             </w:tabs>
             <w:rPr>
-              <w:rFonts w:eastAsiaTheme="minorEastAsia"/>
+              <w:rFonts w:eastAsiaTheme="minorEastAsia" w:hint="eastAsia"/>
               <w:noProof/>
               <w:color w:val="auto"/>
               <w:lang w:val="en-US"/>
@@ -483,7 +493,7 @@
               <w:tab w:val="right" w:leader="dot" w:pos="10194"/>
             </w:tabs>
             <w:rPr>
-              <w:rFonts w:eastAsiaTheme="minorEastAsia"/>
+              <w:rFonts w:eastAsiaTheme="minorEastAsia" w:hint="eastAsia"/>
               <w:noProof/>
               <w:color w:val="auto"/>
               <w:lang w:val="en-US"/>
@@ -572,7 +582,7 @@
               <w:tab w:val="right" w:leader="dot" w:pos="10194"/>
             </w:tabs>
             <w:rPr>
-              <w:rFonts w:eastAsiaTheme="minorEastAsia"/>
+              <w:rFonts w:eastAsiaTheme="minorEastAsia" w:hint="eastAsia"/>
               <w:noProof/>
               <w:color w:val="auto"/>
               <w:lang w:val="en-US"/>
@@ -661,7 +671,7 @@
               <w:tab w:val="right" w:leader="dot" w:pos="10194"/>
             </w:tabs>
             <w:rPr>
-              <w:rFonts w:eastAsiaTheme="minorEastAsia"/>
+              <w:rFonts w:eastAsiaTheme="minorEastAsia" w:hint="eastAsia"/>
               <w:noProof/>
               <w:color w:val="auto"/>
               <w:lang w:val="en-US"/>
@@ -750,7 +760,7 @@
               <w:tab w:val="right" w:leader="dot" w:pos="10194"/>
             </w:tabs>
             <w:rPr>
-              <w:rFonts w:eastAsiaTheme="minorEastAsia"/>
+              <w:rFonts w:eastAsiaTheme="minorEastAsia" w:hint="eastAsia"/>
               <w:noProof/>
               <w:color w:val="auto"/>
               <w:lang w:val="en-US"/>
@@ -839,7 +849,7 @@
               <w:tab w:val="right" w:leader="dot" w:pos="10194"/>
             </w:tabs>
             <w:rPr>
-              <w:rFonts w:eastAsiaTheme="minorEastAsia"/>
+              <w:rFonts w:eastAsiaTheme="minorEastAsia" w:hint="eastAsia"/>
               <w:noProof/>
               <w:color w:val="auto"/>
               <w:lang w:val="en-US"/>
@@ -928,7 +938,7 @@
               <w:tab w:val="right" w:leader="dot" w:pos="10194"/>
             </w:tabs>
             <w:rPr>
-              <w:rFonts w:eastAsiaTheme="minorEastAsia"/>
+              <w:rFonts w:eastAsiaTheme="minorEastAsia" w:hint="eastAsia"/>
               <w:noProof/>
               <w:color w:val="auto"/>
               <w:lang w:val="en-US"/>
@@ -1017,7 +1027,7 @@
               <w:tab w:val="right" w:leader="dot" w:pos="10194"/>
             </w:tabs>
             <w:rPr>
-              <w:rFonts w:eastAsiaTheme="minorEastAsia"/>
+              <w:rFonts w:eastAsiaTheme="minorEastAsia" w:hint="eastAsia"/>
               <w:noProof/>
               <w:color w:val="auto"/>
               <w:lang w:val="en-US"/>
@@ -1106,7 +1116,7 @@
               <w:tab w:val="right" w:leader="dot" w:pos="10194"/>
             </w:tabs>
             <w:rPr>
-              <w:rFonts w:eastAsiaTheme="minorEastAsia"/>
+              <w:rFonts w:eastAsiaTheme="minorEastAsia" w:hint="eastAsia"/>
               <w:noProof/>
               <w:color w:val="auto"/>
               <w:lang w:val="en-US"/>
@@ -1195,7 +1205,7 @@
               <w:tab w:val="right" w:leader="dot" w:pos="10194"/>
             </w:tabs>
             <w:rPr>
-              <w:rFonts w:eastAsiaTheme="minorEastAsia"/>
+              <w:rFonts w:eastAsiaTheme="minorEastAsia" w:hint="eastAsia"/>
               <w:noProof/>
               <w:color w:val="auto"/>
               <w:lang w:val="en-US"/>
@@ -1284,7 +1294,7 @@
               <w:tab w:val="right" w:leader="dot" w:pos="10194"/>
             </w:tabs>
             <w:rPr>
-              <w:rFonts w:eastAsiaTheme="minorEastAsia"/>
+              <w:rFonts w:eastAsiaTheme="minorEastAsia" w:hint="eastAsia"/>
               <w:noProof/>
               <w:color w:val="auto"/>
               <w:lang w:val="en-US"/>
@@ -1373,7 +1383,7 @@
               <w:tab w:val="right" w:leader="dot" w:pos="10194"/>
             </w:tabs>
             <w:rPr>
-              <w:rFonts w:eastAsiaTheme="minorEastAsia"/>
+              <w:rFonts w:eastAsiaTheme="minorEastAsia" w:hint="eastAsia"/>
               <w:noProof/>
               <w:color w:val="auto"/>
               <w:lang w:val="en-US"/>
@@ -1464,6 +1474,9 @@
     <w:p>
       <w:pPr>
         <w:pStyle w:val="Heading1"/>
+        <w:rPr>
+          <w:rFonts w:hint="eastAsia"/>
+        </w:rPr>
         <w:sectPr>
           <w:headerReference w:type="default" r:id="rId16"/>
           <w:headerReference w:type="first" r:id="rId17"/>
@@ -1479,10 +1492,12 @@
     <w:p>
       <w:pPr>
         <w:pStyle w:val="Heading1"/>
+        <w:rPr>
+          <w:rFonts w:hint="eastAsia"/>
+        </w:rPr>
       </w:pPr>
       <w:bookmarkStart w:id="0" w:name="_Toc239776178"/>
       <w:r>
-        <w:lastRenderedPageBreak/>
         <w:t>Setup</w:t>
       </w:r>
       <w:bookmarkEnd w:id="0"/>
@@ -1505,6 +1520,9 @@
         <w:br/>
       </w:r>
       <w:r>
+        <w:rPr>
+          <w:noProof/>
+        </w:rPr>
         <w:drawing>
           <wp:inline distT="0" distB="0" distL="0" distR="0" wp14:anchorId="5D44AFF4" wp14:editId="677013D4">
             <wp:extent cx="5168900" cy="3219166"/>
@@ -1570,6 +1588,9 @@
         <w:br/>
       </w:r>
       <w:r>
+        <w:rPr>
+          <w:noProof/>
+        </w:rPr>
         <w:drawing>
           <wp:inline distT="0" distB="0" distL="0" distR="0" wp14:anchorId="63D897F9" wp14:editId="5AFAB6A2">
             <wp:extent cx="5162550" cy="3247590"/>
@@ -1616,7 +1637,6 @@
         </w:numPr>
       </w:pPr>
       <w:r>
-        <w:lastRenderedPageBreak/>
         <w:t xml:space="preserve">Open a new query window with the </w:t>
       </w:r>
       <w:r>
@@ -1636,6 +1656,9 @@
         <w:br/>
       </w:r>
       <w:r>
+        <w:rPr>
+          <w:noProof/>
+        </w:rPr>
         <w:drawing>
           <wp:inline distT="0" distB="0" distL="0" distR="0" wp14:anchorId="40DFE4AA" wp14:editId="1C182762">
             <wp:extent cx="5025738" cy="3136900"/>
@@ -1727,6 +1750,9 @@
         <w:br/>
       </w:r>
       <w:r>
+        <w:rPr>
+          <w:noProof/>
+        </w:rPr>
         <w:drawing>
           <wp:inline distT="0" distB="0" distL="0" distR="0" wp14:anchorId="156630BB" wp14:editId="64D95BB7">
             <wp:extent cx="5045834" cy="3162300"/>
@@ -1777,7 +1803,6 @@
           <w:b/>
           <w:bCs/>
         </w:rPr>
-        <w:lastRenderedPageBreak/>
         <w:t>Execute</w:t>
       </w:r>
       <w:r>
@@ -1790,6 +1815,9 @@
         <w:br/>
       </w:r>
       <w:r>
+        <w:rPr>
+          <w:noProof/>
+        </w:rPr>
         <w:drawing>
           <wp:inline distT="0" distB="0" distL="0" distR="0" wp14:anchorId="772EBFFA" wp14:editId="320FE2D6">
             <wp:extent cx="5187950" cy="2945296"/>
@@ -1871,6 +1899,9 @@
         <w:br/>
       </w:r>
       <w:r>
+        <w:rPr>
+          <w:noProof/>
+        </w:rPr>
         <w:drawing>
           <wp:inline distT="0" distB="0" distL="0" distR="0" wp14:anchorId="0AFA57EB" wp14:editId="018740E2">
             <wp:extent cx="5181600" cy="2944229"/>
@@ -1925,10 +1956,12 @@
     <w:p>
       <w:pPr>
         <w:pStyle w:val="Heading1"/>
+        <w:rPr>
+          <w:rFonts w:hint="eastAsia"/>
+        </w:rPr>
       </w:pPr>
       <w:bookmarkStart w:id="1" w:name="_Toc239776179"/>
       <w:r>
-        <w:lastRenderedPageBreak/>
         <w:t>Task 1</w:t>
       </w:r>
       <w:r>
@@ -1948,6 +1981,9 @@
     <w:p>
       <w:pPr>
         <w:pStyle w:val="Heading2"/>
+        <w:rPr>
+          <w:rFonts w:hint="eastAsia"/>
+        </w:rPr>
       </w:pPr>
       <w:bookmarkStart w:id="2" w:name="_Toc239776180"/>
       <w:r>
@@ -2002,6 +2038,9 @@
     <w:p>
       <w:pPr>
         <w:pStyle w:val="Heading2"/>
+        <w:rPr>
+          <w:rFonts w:hint="eastAsia"/>
+        </w:rPr>
       </w:pPr>
       <w:bookmarkStart w:id="3" w:name="_Toc239776181"/>
       <w:r>
@@ -2140,6 +2179,9 @@
     <w:p>
       <w:pPr>
         <w:pStyle w:val="Heading2"/>
+        <w:rPr>
+          <w:rFonts w:hint="eastAsia"/>
+        </w:rPr>
       </w:pPr>
       <w:bookmarkStart w:id="4" w:name="_Toc239776182"/>
       <w:r>
@@ -2250,7 +2292,6 @@
           <w:b/>
           <w:bCs/>
         </w:rPr>
-        <w:lastRenderedPageBreak/>
         <w:t>Enrolments</w:t>
       </w:r>
       <w:r>
@@ -2303,6 +2344,9 @@
     <w:p>
       <w:pPr>
         <w:pStyle w:val="Heading2"/>
+        <w:rPr>
+          <w:rFonts w:hint="eastAsia"/>
+        </w:rPr>
       </w:pPr>
       <w:bookmarkStart w:id="5" w:name="_Toc239776183"/>
       <w:r>
@@ -2374,10 +2418,12 @@
     <w:p>
       <w:pPr>
         <w:pStyle w:val="Heading1"/>
+        <w:rPr>
+          <w:rFonts w:hint="eastAsia"/>
+        </w:rPr>
       </w:pPr>
       <w:bookmarkStart w:id="6" w:name="_Toc239776184"/>
       <w:r>
-        <w:lastRenderedPageBreak/>
         <w:t>Task  2</w:t>
       </w:r>
       <w:r>
@@ -2403,6 +2449,9 @@
     <w:p>
       <w:pPr>
         <w:pStyle w:val="Heading2"/>
+        <w:rPr>
+          <w:rFonts w:hint="eastAsia"/>
+        </w:rPr>
       </w:pPr>
       <w:bookmarkStart w:id="7" w:name="_Toc239776185"/>
       <w:r>
@@ -2473,38 +2522,26 @@
         <w:pStyle w:val="Bulletlist1"/>
       </w:pPr>
       <w:r>
-        <w:t>City</w:t>
-      </w:r>
-      <w:r>
-        <w:t>.</w:t>
+        <w:t>City.</w:t>
       </w:r>
     </w:p>
     <w:p/>
     <w:p>
       <w:pPr>
         <w:pStyle w:val="Heading2"/>
+        <w:rPr>
+          <w:rFonts w:hint="eastAsia"/>
+        </w:rPr>
       </w:pPr>
       <w:bookmarkStart w:id="8" w:name="_Toc239776186"/>
       <w:r>
-        <w:t xml:space="preserve">Find </w:t>
-      </w:r>
-      <w:r>
-        <w:t>products in stock</w:t>
+        <w:t>Find products in stock</w:t>
       </w:r>
       <w:bookmarkEnd w:id="8"/>
     </w:p>
     <w:p>
       <w:r>
-        <w:t>F</w:t>
-      </w:r>
-      <w:r>
-        <w:t>or all products where there is at least one item in stock</w:t>
-      </w:r>
-      <w:r>
-        <w:t>, d</w:t>
-      </w:r>
-      <w:r>
-        <w:t>isplay:</w:t>
+        <w:t>For all products where there is at least one item in stock, display:</w:t>
       </w:r>
     </w:p>
     <w:p>
@@ -2512,10 +2549,7 @@
         <w:pStyle w:val="Bulletlist1"/>
       </w:pPr>
       <w:r>
-        <w:t>Product name</w:t>
-      </w:r>
-      <w:r>
-        <w:t>.</w:t>
+        <w:t>Product name.</w:t>
       </w:r>
     </w:p>
     <w:p>
@@ -2523,10 +2557,7 @@
         <w:pStyle w:val="Bulletlist1"/>
       </w:pPr>
       <w:r>
-        <w:t>Unit price</w:t>
-      </w:r>
-      <w:r>
-        <w:t>.</w:t>
+        <w:t>Unit price.</w:t>
       </w:r>
     </w:p>
     <w:p>
@@ -2534,16 +2565,16 @@
         <w:pStyle w:val="Bulletlist1"/>
       </w:pPr>
       <w:r>
-        <w:t>Units in stock</w:t>
-      </w:r>
-      <w:r>
-        <w:t>.</w:t>
+        <w:t>Units in stock.</w:t>
       </w:r>
     </w:p>
     <w:p/>
     <w:p>
       <w:pPr>
         <w:pStyle w:val="Heading2"/>
+        <w:rPr>
+          <w:rFonts w:hint="eastAsia"/>
+        </w:rPr>
       </w:pPr>
       <w:bookmarkStart w:id="9" w:name="_Toc239776187"/>
       <w:r>
@@ -2618,6 +2649,9 @@
     <w:p>
       <w:pPr>
         <w:pStyle w:val="Heading2"/>
+        <w:rPr>
+          <w:rFonts w:hint="eastAsia"/>
+        </w:rPr>
       </w:pPr>
       <w:bookmarkStart w:id="10" w:name="_Toc239776188"/>
       <w:r>
@@ -2684,10 +2718,12 @@
     <w:p>
       <w:pPr>
         <w:pStyle w:val="Heading2"/>
+        <w:rPr>
+          <w:rFonts w:hint="eastAsia"/>
+        </w:rPr>
       </w:pPr>
       <w:bookmarkStart w:id="11" w:name="_Toc239776189"/>
       <w:r>
-        <w:lastRenderedPageBreak/>
         <w:t xml:space="preserve">List </w:t>
       </w:r>
       <w:r>
@@ -2758,10 +2794,12 @@
     <w:p>
       <w:pPr>
         <w:pStyle w:val="Heading2"/>
+        <w:rPr>
+          <w:rFonts w:hint="eastAsia"/>
+        </w:rPr>
       </w:pPr>
       <w:bookmarkStart w:id="13" w:name="_Toc239776191"/>
       <w:r>
-        <w:lastRenderedPageBreak/>
         <w:t>Solu</w:t>
       </w:r>
       <w:r>
@@ -2916,7 +2954,6 @@
         <w:br w:type="page"/>
       </w:r>
       <w:r>
-        <w:lastRenderedPageBreak/>
         <w:br/>
       </w:r>
     </w:p>
@@ -2925,8 +2962,11 @@
         <w:spacing w:before="0" w:after="160" w:line="259" w:lineRule="auto"/>
       </w:pPr>
       <w:r>
+        <w:rPr>
+          <w:noProof/>
+        </w:rPr>
         <w:drawing>
-          <wp:anchor distT="0" distB="0" distL="114300" distR="114300" simplePos="0" relativeHeight="251658244" behindDoc="0" locked="0" layoutInCell="1" allowOverlap="1" wp14:anchorId="70FA645F" wp14:editId="0D46DA65">
+          <wp:anchor distT="0" distB="0" distL="114300" distR="114300" simplePos="0" relativeHeight="251658240" behindDoc="0" locked="0" layoutInCell="1" allowOverlap="1" wp14:anchorId="70FA645F" wp14:editId="0D46DA65">
             <wp:simplePos x="0" y="0"/>
             <wp:positionH relativeFrom="margin">
               <wp:posOffset>-544830</wp:posOffset>
@@ -2994,7 +3034,7 @@
 </file>
 
 <file path=word/endnotes.xml><?xml version="1.0" encoding="utf-8"?>
-<w:endnotes xmlns:wpc="http://schemas.microsoft.com/office/word/2010/wordprocessingCanvas" xmlns:cx="http://schemas.microsoft.com/office/drawing/2014/chartex" xmlns:cx1="http://schemas.microsoft.com/office/drawing/2015/9/8/chartex" xmlns:cx2="http://schemas.microsoft.com/office/drawing/2015/10/21/chartex" xmlns:cx3="http://schemas.microsoft.com/office/drawing/2016/5/9/chartex" xmlns:cx4="http://schemas.microsoft.com/office/drawing/2016/5/10/chartex" xmlns:cx5="http://schemas.microsoft.com/office/drawing/2016/5/11/chartex" xmlns:cx6="http://schemas.microsoft.com/office/drawing/2016/5/12/chartex" xmlns:cx7="http://schemas.microsoft.com/office/drawing/2016/5/13/chartex" xmlns:cx8="http://schemas.microsoft.com/office/drawing/2016/5/14/chartex" xmlns:mc="http://schemas.openxmlformats.org/markup-compatibility/2006" xmlns:aink="http://schemas.microsoft.com/office/drawing/2016/ink" xmlns:am3d="http://schemas.microsoft.com/office/drawing/2017/model3d" xmlns:o="urn:schemas-microsoft-com:office:office" xmlns:oel="http://schemas.microsoft.com/office/2019/extlst" xmlns:r="http://schemas.openxmlformats.org/officeDocument/2006/relationships" xmlns:m="http://schemas.openxmlformats.org/officeDocument/2006/math" xmlns:v="urn:schemas-microsoft-com:vml" xmlns:wp14="http://schemas.microsoft.com/office/word/2010/wordprocessingDrawing" xmlns:wp="http://schemas.openxmlformats.org/drawingml/2006/wordprocessingDrawing" xmlns:w10="urn:schemas-microsoft-com:office:word" xmlns:w="http://schemas.openxmlformats.org/wordprocessingml/2006/main" xmlns:w14="http://schemas.microsoft.com/office/word/2010/wordml" xmlns:w15="http://schemas.microsoft.com/office/word/2012/wordml" xmlns:w16cei="http://schemas.microsoft.com/office/word/2026/wordml/cei" xmlns:w16cex="http://schemas.microsoft.com/office/word/2018/wordml/cex" xmlns:w16cid="http://schemas.microsoft.com/office/word/2016/wordml/cid" xmlns:w16="http://schemas.microsoft.com/office/word/2018/wordml" xmlns:w16du="http://schemas.microsoft.com/office/word/2023/wordml/word16du" xmlns:w16sdtdh="http://schemas.microsoft.com/office/word/2020/wordml/sdtdatahash" xmlns:w16sdtfl="http://schemas.microsoft.com/office/word/2024/wordml/sdtformatlock" xmlns:w16se="http://schemas.microsoft.com/office/word/2015/wordml/symex" xmlns:wpg="http://schemas.microsoft.com/office/word/2010/wordprocessingGroup" xmlns:wpi="http://schemas.microsoft.com/office/word/2010/wordprocessingInk" xmlns:wne="http://schemas.microsoft.com/office/word/2006/wordml" xmlns:wps="http://schemas.microsoft.com/office/word/2010/wordprocessingShape" mc:Ignorable="w14 w15 w16se w16cid w16 w16cex w16sdtdh w16sdtfl w16du wp14">
+<w:endnotes xmlns:wpc="http://schemas.microsoft.com/office/word/2010/wordprocessingCanvas" xmlns:cx="http://schemas.microsoft.com/office/drawing/2014/chartex" xmlns:cx1="http://schemas.microsoft.com/office/drawing/2015/9/8/chartex" xmlns:cx2="http://schemas.microsoft.com/office/drawing/2015/10/21/chartex" xmlns:cx3="http://schemas.microsoft.com/office/drawing/2016/5/9/chartex" xmlns:cx4="http://schemas.microsoft.com/office/drawing/2016/5/10/chartex" xmlns:cx5="http://schemas.microsoft.com/office/drawing/2016/5/11/chartex" xmlns:cx6="http://schemas.microsoft.com/office/drawing/2016/5/12/chartex" xmlns:cx7="http://schemas.microsoft.com/office/drawing/2016/5/13/chartex" xmlns:cx8="http://schemas.microsoft.com/office/drawing/2016/5/14/chartex" xmlns:mc="http://schemas.openxmlformats.org/markup-compatibility/2006" xmlns:aink="http://schemas.microsoft.com/office/drawing/2016/ink" xmlns:am3d="http://schemas.microsoft.com/office/drawing/2017/model3d" xmlns:o="urn:schemas-microsoft-com:office:office" xmlns:oel="http://schemas.microsoft.com/office/2019/extlst" xmlns:r="http://schemas.openxmlformats.org/officeDocument/2006/relationships" xmlns:m="http://schemas.openxmlformats.org/officeDocument/2006/math" xmlns:v="urn:schemas-microsoft-com:vml" xmlns:wp14="http://schemas.microsoft.com/office/word/2010/wordprocessingDrawing" xmlns:wp="http://schemas.openxmlformats.org/drawingml/2006/wordprocessingDrawing" xmlns:w10="urn:schemas-microsoft-com:office:word" xmlns:w="http://schemas.openxmlformats.org/wordprocessingml/2006/main" xmlns:w14="http://schemas.microsoft.com/office/word/2010/wordml" xmlns:w15="http://schemas.microsoft.com/office/word/2012/wordml" xmlns:w16cex="http://schemas.microsoft.com/office/word/2018/wordml/cex" xmlns:w16cid="http://schemas.microsoft.com/office/word/2016/wordml/cid" xmlns:w16="http://schemas.microsoft.com/office/word/2018/wordml" xmlns:w16du="http://schemas.microsoft.com/office/word/2023/wordml/word16du" xmlns:w16sdtdh="http://schemas.microsoft.com/office/word/2020/wordml/sdtdatahash" xmlns:w16sdtfl="http://schemas.microsoft.com/office/word/2024/wordml/sdtformatlock" xmlns:w16se="http://schemas.microsoft.com/office/word/2015/wordml/symex" xmlns:wpg="http://schemas.microsoft.com/office/word/2010/wordprocessingGroup" xmlns:wpi="http://schemas.microsoft.com/office/word/2010/wordprocessingInk" xmlns:wne="http://schemas.microsoft.com/office/word/2006/wordml" xmlns:wps="http://schemas.microsoft.com/office/word/2010/wordprocessingShape" mc:Ignorable="w14 w15 w16se w16cid w16 w16cex w16sdtdh w16sdtfl w16du wp14">
   <w:endnote w:type="separator" w:id="-1">
     <w:p>
       <w:r>
@@ -3024,7 +3064,7 @@
 </file>
 
 <file path=word/footer1.xml><?xml version="1.0" encoding="utf-8"?>
-<w:ftr xmlns:wpc="http://schemas.microsoft.com/office/word/2010/wordprocessingCanvas" xmlns:cx="http://schemas.microsoft.com/office/drawing/2014/chartex" xmlns:cx1="http://schemas.microsoft.com/office/drawing/2015/9/8/chartex" xmlns:cx2="http://schemas.microsoft.com/office/drawing/2015/10/21/chartex" xmlns:cx3="http://schemas.microsoft.com/office/drawing/2016/5/9/chartex" xmlns:cx4="http://schemas.microsoft.com/office/drawing/2016/5/10/chartex" xmlns:cx5="http://schemas.microsoft.com/office/drawing/2016/5/11/chartex" xmlns:cx6="http://schemas.microsoft.com/office/drawing/2016/5/12/chartex" xmlns:cx7="http://schemas.microsoft.com/office/drawing/2016/5/13/chartex" xmlns:cx8="http://schemas.microsoft.com/office/drawing/2016/5/14/chartex" xmlns:mc="http://schemas.openxmlformats.org/markup-compatibility/2006" xmlns:aink="http://schemas.microsoft.com/office/drawing/2016/ink" xmlns:am3d="http://schemas.microsoft.com/office/drawing/2017/model3d" xmlns:o="urn:schemas-microsoft-com:office:office" xmlns:oel="http://schemas.microsoft.com/office/2019/extlst" xmlns:r="http://schemas.openxmlformats.org/officeDocument/2006/relationships" xmlns:m="http://schemas.openxmlformats.org/officeDocument/2006/math" xmlns:v="urn:schemas-microsoft-com:vml" xmlns:wp14="http://schemas.microsoft.com/office/word/2010/wordprocessingDrawing" xmlns:wp="http://schemas.openxmlformats.org/drawingml/2006/wordprocessingDrawing" xmlns:w10="urn:schemas-microsoft-com:office:word" xmlns:w="http://schemas.openxmlformats.org/wordprocessingml/2006/main" xmlns:w14="http://schemas.microsoft.com/office/word/2010/wordml" xmlns:w15="http://schemas.microsoft.com/office/word/2012/wordml" xmlns:w16cei="http://schemas.microsoft.com/office/word/2026/wordml/cei" xmlns:w16cex="http://schemas.microsoft.com/office/word/2018/wordml/cex" xmlns:w16cid="http://schemas.microsoft.com/office/word/2016/wordml/cid" xmlns:w16="http://schemas.microsoft.com/office/word/2018/wordml" xmlns:w16du="http://schemas.microsoft.com/office/word/2023/wordml/word16du" xmlns:w16sdtdh="http://schemas.microsoft.com/office/word/2020/wordml/sdtdatahash" xmlns:w16sdtfl="http://schemas.microsoft.com/office/word/2024/wordml/sdtformatlock" xmlns:w16se="http://schemas.microsoft.com/office/word/2015/wordml/symex" xmlns:wpg="http://schemas.microsoft.com/office/word/2010/wordprocessingGroup" xmlns:wpi="http://schemas.microsoft.com/office/word/2010/wordprocessingInk" xmlns:wne="http://schemas.microsoft.com/office/word/2006/wordml" xmlns:wps="http://schemas.microsoft.com/office/word/2010/wordprocessingShape" mc:Ignorable="w14 w15 w16se w16cid w16 w16cex w16sdtdh w16sdtfl w16du wp14">
+<w:ftr xmlns:wpc="http://schemas.microsoft.com/office/word/2010/wordprocessingCanvas" xmlns:cx="http://schemas.microsoft.com/office/drawing/2014/chartex" xmlns:cx1="http://schemas.microsoft.com/office/drawing/2015/9/8/chartex" xmlns:cx2="http://schemas.microsoft.com/office/drawing/2015/10/21/chartex" xmlns:cx3="http://schemas.microsoft.com/office/drawing/2016/5/9/chartex" xmlns:cx4="http://schemas.microsoft.com/office/drawing/2016/5/10/chartex" xmlns:cx5="http://schemas.microsoft.com/office/drawing/2016/5/11/chartex" xmlns:cx6="http://schemas.microsoft.com/office/drawing/2016/5/12/chartex" xmlns:cx7="http://schemas.microsoft.com/office/drawing/2016/5/13/chartex" xmlns:cx8="http://schemas.microsoft.com/office/drawing/2016/5/14/chartex" xmlns:mc="http://schemas.openxmlformats.org/markup-compatibility/2006" xmlns:aink="http://schemas.microsoft.com/office/drawing/2016/ink" xmlns:am3d="http://schemas.microsoft.com/office/drawing/2017/model3d" xmlns:o="urn:schemas-microsoft-com:office:office" xmlns:oel="http://schemas.microsoft.com/office/2019/extlst" xmlns:r="http://schemas.openxmlformats.org/officeDocument/2006/relationships" xmlns:m="http://schemas.openxmlformats.org/officeDocument/2006/math" xmlns:v="urn:schemas-microsoft-com:vml" xmlns:wp14="http://schemas.microsoft.com/office/word/2010/wordprocessingDrawing" xmlns:wp="http://schemas.openxmlformats.org/drawingml/2006/wordprocessingDrawing" xmlns:w10="urn:schemas-microsoft-com:office:word" xmlns:w="http://schemas.openxmlformats.org/wordprocessingml/2006/main" xmlns:w14="http://schemas.microsoft.com/office/word/2010/wordml" xmlns:w15="http://schemas.microsoft.com/office/word/2012/wordml" xmlns:w16cex="http://schemas.microsoft.com/office/word/2018/wordml/cex" xmlns:w16cid="http://schemas.microsoft.com/office/word/2016/wordml/cid" xmlns:w16="http://schemas.microsoft.com/office/word/2018/wordml" xmlns:w16du="http://schemas.microsoft.com/office/word/2023/wordml/word16du" xmlns:w16sdtdh="http://schemas.microsoft.com/office/word/2020/wordml/sdtdatahash" xmlns:w16sdtfl="http://schemas.microsoft.com/office/word/2024/wordml/sdtformatlock" xmlns:w16se="http://schemas.microsoft.com/office/word/2015/wordml/symex" xmlns:wpg="http://schemas.microsoft.com/office/word/2010/wordprocessingGroup" xmlns:wpi="http://schemas.microsoft.com/office/word/2010/wordprocessingInk" xmlns:wne="http://schemas.microsoft.com/office/word/2006/wordml" xmlns:wps="http://schemas.microsoft.com/office/word/2010/wordprocessingShape" mc:Ignorable="w14 w15 w16se w16cid w16 w16cex w16sdtdh w16sdtfl w16du wp14">
   <w:sdt>
     <w:sdtPr>
       <w:rPr>
@@ -3118,7 +3158,7 @@
 </file>
 
 <file path=word/footer2.xml><?xml version="1.0" encoding="utf-8"?>
-<w:ftr xmlns:wpc="http://schemas.microsoft.com/office/word/2010/wordprocessingCanvas" xmlns:cx="http://schemas.microsoft.com/office/drawing/2014/chartex" xmlns:cx1="http://schemas.microsoft.com/office/drawing/2015/9/8/chartex" xmlns:cx2="http://schemas.microsoft.com/office/drawing/2015/10/21/chartex" xmlns:cx3="http://schemas.microsoft.com/office/drawing/2016/5/9/chartex" xmlns:cx4="http://schemas.microsoft.com/office/drawing/2016/5/10/chartex" xmlns:cx5="http://schemas.microsoft.com/office/drawing/2016/5/11/chartex" xmlns:cx6="http://schemas.microsoft.com/office/drawing/2016/5/12/chartex" xmlns:cx7="http://schemas.microsoft.com/office/drawing/2016/5/13/chartex" xmlns:cx8="http://schemas.microsoft.com/office/drawing/2016/5/14/chartex" xmlns:mc="http://schemas.openxmlformats.org/markup-compatibility/2006" xmlns:aink="http://schemas.microsoft.com/office/drawing/2016/ink" xmlns:am3d="http://schemas.microsoft.com/office/drawing/2017/model3d" xmlns:o="urn:schemas-microsoft-com:office:office" xmlns:oel="http://schemas.microsoft.com/office/2019/extlst" xmlns:r="http://schemas.openxmlformats.org/officeDocument/2006/relationships" xmlns:m="http://schemas.openxmlformats.org/officeDocument/2006/math" xmlns:v="urn:schemas-microsoft-com:vml" xmlns:wp14="http://schemas.microsoft.com/office/word/2010/wordprocessingDrawing" xmlns:wp="http://schemas.openxmlformats.org/drawingml/2006/wordprocessingDrawing" xmlns:w10="urn:schemas-microsoft-com:office:word" xmlns:w="http://schemas.openxmlformats.org/wordprocessingml/2006/main" xmlns:w14="http://schemas.microsoft.com/office/word/2010/wordml" xmlns:w15="http://schemas.microsoft.com/office/word/2012/wordml" xmlns:w16cei="http://schemas.microsoft.com/office/word/2026/wordml/cei" xmlns:w16cex="http://schemas.microsoft.com/office/word/2018/wordml/cex" xmlns:w16cid="http://schemas.microsoft.com/office/word/2016/wordml/cid" xmlns:w16="http://schemas.microsoft.com/office/word/2018/wordml" xmlns:w16du="http://schemas.microsoft.com/office/word/2023/wordml/word16du" xmlns:w16sdtdh="http://schemas.microsoft.com/office/word/2020/wordml/sdtdatahash" xmlns:w16sdtfl="http://schemas.microsoft.com/office/word/2024/wordml/sdtformatlock" xmlns:w16se="http://schemas.microsoft.com/office/word/2015/wordml/symex" xmlns:wpg="http://schemas.microsoft.com/office/word/2010/wordprocessingGroup" xmlns:wpi="http://schemas.microsoft.com/office/word/2010/wordprocessingInk" xmlns:wne="http://schemas.microsoft.com/office/word/2006/wordml" xmlns:wps="http://schemas.microsoft.com/office/word/2010/wordprocessingShape" mc:Ignorable="w14 w15 w16se w16cid w16 w16cex w16sdtdh w16sdtfl w16du wp14">
+<w:ftr xmlns:wpc="http://schemas.microsoft.com/office/word/2010/wordprocessingCanvas" xmlns:cx="http://schemas.microsoft.com/office/drawing/2014/chartex" xmlns:cx1="http://schemas.microsoft.com/office/drawing/2015/9/8/chartex" xmlns:cx2="http://schemas.microsoft.com/office/drawing/2015/10/21/chartex" xmlns:cx3="http://schemas.microsoft.com/office/drawing/2016/5/9/chartex" xmlns:cx4="http://schemas.microsoft.com/office/drawing/2016/5/10/chartex" xmlns:cx5="http://schemas.microsoft.com/office/drawing/2016/5/11/chartex" xmlns:cx6="http://schemas.microsoft.com/office/drawing/2016/5/12/chartex" xmlns:cx7="http://schemas.microsoft.com/office/drawing/2016/5/13/chartex" xmlns:cx8="http://schemas.microsoft.com/office/drawing/2016/5/14/chartex" xmlns:mc="http://schemas.openxmlformats.org/markup-compatibility/2006" xmlns:aink="http://schemas.microsoft.com/office/drawing/2016/ink" xmlns:am3d="http://schemas.microsoft.com/office/drawing/2017/model3d" xmlns:o="urn:schemas-microsoft-com:office:office" xmlns:oel="http://schemas.microsoft.com/office/2019/extlst" xmlns:r="http://schemas.openxmlformats.org/officeDocument/2006/relationships" xmlns:m="http://schemas.openxmlformats.org/officeDocument/2006/math" xmlns:v="urn:schemas-microsoft-com:vml" xmlns:wp14="http://schemas.microsoft.com/office/word/2010/wordprocessingDrawing" xmlns:wp="http://schemas.openxmlformats.org/drawingml/2006/wordprocessingDrawing" xmlns:w10="urn:schemas-microsoft-com:office:word" xmlns:w="http://schemas.openxmlformats.org/wordprocessingml/2006/main" xmlns:w14="http://schemas.microsoft.com/office/word/2010/wordml" xmlns:w15="http://schemas.microsoft.com/office/word/2012/wordml" xmlns:w16cex="http://schemas.microsoft.com/office/word/2018/wordml/cex" xmlns:w16cid="http://schemas.microsoft.com/office/word/2016/wordml/cid" xmlns:w16="http://schemas.microsoft.com/office/word/2018/wordml" xmlns:w16du="http://schemas.microsoft.com/office/word/2023/wordml/word16du" xmlns:w16sdtdh="http://schemas.microsoft.com/office/word/2020/wordml/sdtdatahash" xmlns:w16sdtfl="http://schemas.microsoft.com/office/word/2024/wordml/sdtformatlock" xmlns:w16se="http://schemas.microsoft.com/office/word/2015/wordml/symex" xmlns:wpg="http://schemas.microsoft.com/office/word/2010/wordprocessingGroup" xmlns:wpi="http://schemas.microsoft.com/office/word/2010/wordprocessingInk" xmlns:wne="http://schemas.microsoft.com/office/word/2006/wordml" xmlns:wps="http://schemas.microsoft.com/office/word/2010/wordprocessingShape" mc:Ignorable="w14 w15 w16se w16cid w16 w16cex w16sdtdh w16sdtfl w16du wp14">
   <w:sdt>
     <w:sdtPr>
       <w:rPr>
@@ -3208,7 +3248,7 @@
 </file>
 
 <file path=word/footer3.xml><?xml version="1.0" encoding="utf-8"?>
-<w:ftr xmlns:wpc="http://schemas.microsoft.com/office/word/2010/wordprocessingCanvas" xmlns:cx="http://schemas.microsoft.com/office/drawing/2014/chartex" xmlns:cx1="http://schemas.microsoft.com/office/drawing/2015/9/8/chartex" xmlns:cx2="http://schemas.microsoft.com/office/drawing/2015/10/21/chartex" xmlns:cx3="http://schemas.microsoft.com/office/drawing/2016/5/9/chartex" xmlns:cx4="http://schemas.microsoft.com/office/drawing/2016/5/10/chartex" xmlns:cx5="http://schemas.microsoft.com/office/drawing/2016/5/11/chartex" xmlns:cx6="http://schemas.microsoft.com/office/drawing/2016/5/12/chartex" xmlns:cx7="http://schemas.microsoft.com/office/drawing/2016/5/13/chartex" xmlns:cx8="http://schemas.microsoft.com/office/drawing/2016/5/14/chartex" xmlns:mc="http://schemas.openxmlformats.org/markup-compatibility/2006" xmlns:aink="http://schemas.microsoft.com/office/drawing/2016/ink" xmlns:am3d="http://schemas.microsoft.com/office/drawing/2017/model3d" xmlns:o="urn:schemas-microsoft-com:office:office" xmlns:oel="http://schemas.microsoft.com/office/2019/extlst" xmlns:r="http://schemas.openxmlformats.org/officeDocument/2006/relationships" xmlns:m="http://schemas.openxmlformats.org/officeDocument/2006/math" xmlns:v="urn:schemas-microsoft-com:vml" xmlns:wp14="http://schemas.microsoft.com/office/word/2010/wordprocessingDrawing" xmlns:wp="http://schemas.openxmlformats.org/drawingml/2006/wordprocessingDrawing" xmlns:w10="urn:schemas-microsoft-com:office:word" xmlns:w="http://schemas.openxmlformats.org/wordprocessingml/2006/main" xmlns:w14="http://schemas.microsoft.com/office/word/2010/wordml" xmlns:w15="http://schemas.microsoft.com/office/word/2012/wordml" xmlns:w16cei="http://schemas.microsoft.com/office/word/2026/wordml/cei" xmlns:w16cex="http://schemas.microsoft.com/office/word/2018/wordml/cex" xmlns:w16cid="http://schemas.microsoft.com/office/word/2016/wordml/cid" xmlns:w16="http://schemas.microsoft.com/office/word/2018/wordml" xmlns:w16du="http://schemas.microsoft.com/office/word/2023/wordml/word16du" xmlns:w16sdtdh="http://schemas.microsoft.com/office/word/2020/wordml/sdtdatahash" xmlns:w16sdtfl="http://schemas.microsoft.com/office/word/2024/wordml/sdtformatlock" xmlns:w16se="http://schemas.microsoft.com/office/word/2015/wordml/symex" xmlns:wpg="http://schemas.microsoft.com/office/word/2010/wordprocessingGroup" xmlns:wpi="http://schemas.microsoft.com/office/word/2010/wordprocessingInk" xmlns:wne="http://schemas.microsoft.com/office/word/2006/wordml" xmlns:wps="http://schemas.microsoft.com/office/word/2010/wordprocessingShape" mc:Ignorable="w14 w15 w16se w16cid w16 w16cex w16sdtdh w16sdtfl w16du wp14">
+<w:ftr xmlns:wpc="http://schemas.microsoft.com/office/word/2010/wordprocessingCanvas" xmlns:cx="http://schemas.microsoft.com/office/drawing/2014/chartex" xmlns:cx1="http://schemas.microsoft.com/office/drawing/2015/9/8/chartex" xmlns:cx2="http://schemas.microsoft.com/office/drawing/2015/10/21/chartex" xmlns:cx3="http://schemas.microsoft.com/office/drawing/2016/5/9/chartex" xmlns:cx4="http://schemas.microsoft.com/office/drawing/2016/5/10/chartex" xmlns:cx5="http://schemas.microsoft.com/office/drawing/2016/5/11/chartex" xmlns:cx6="http://schemas.microsoft.com/office/drawing/2016/5/12/chartex" xmlns:cx7="http://schemas.microsoft.com/office/drawing/2016/5/13/chartex" xmlns:cx8="http://schemas.microsoft.com/office/drawing/2016/5/14/chartex" xmlns:mc="http://schemas.openxmlformats.org/markup-compatibility/2006" xmlns:aink="http://schemas.microsoft.com/office/drawing/2016/ink" xmlns:am3d="http://schemas.microsoft.com/office/drawing/2017/model3d" xmlns:o="urn:schemas-microsoft-com:office:office" xmlns:oel="http://schemas.microsoft.com/office/2019/extlst" xmlns:r="http://schemas.openxmlformats.org/officeDocument/2006/relationships" xmlns:m="http://schemas.openxmlformats.org/officeDocument/2006/math" xmlns:v="urn:schemas-microsoft-com:vml" xmlns:wp14="http://schemas.microsoft.com/office/word/2010/wordprocessingDrawing" xmlns:wp="http://schemas.openxmlformats.org/drawingml/2006/wordprocessingDrawing" xmlns:w10="urn:schemas-microsoft-com:office:word" xmlns:w="http://schemas.openxmlformats.org/wordprocessingml/2006/main" xmlns:w14="http://schemas.microsoft.com/office/word/2010/wordml" xmlns:w15="http://schemas.microsoft.com/office/word/2012/wordml" xmlns:w16cex="http://schemas.microsoft.com/office/word/2018/wordml/cex" xmlns:w16cid="http://schemas.microsoft.com/office/word/2016/wordml/cid" xmlns:w16="http://schemas.microsoft.com/office/word/2018/wordml" xmlns:w16du="http://schemas.microsoft.com/office/word/2023/wordml/word16du" xmlns:w16sdtdh="http://schemas.microsoft.com/office/word/2020/wordml/sdtdatahash" xmlns:w16sdtfl="http://schemas.microsoft.com/office/word/2024/wordml/sdtformatlock" xmlns:w16se="http://schemas.microsoft.com/office/word/2015/wordml/symex" xmlns:wpg="http://schemas.microsoft.com/office/word/2010/wordprocessingGroup" xmlns:wpi="http://schemas.microsoft.com/office/word/2010/wordprocessingInk" xmlns:wne="http://schemas.microsoft.com/office/word/2006/wordml" xmlns:wps="http://schemas.microsoft.com/office/word/2010/wordprocessingShape" mc:Ignorable="w14 w15 w16se w16cid w16 w16cex w16sdtdh w16sdtfl w16du wp14">
   <w:p>
     <w:pPr>
       <w:pStyle w:val="Footer"/>
@@ -3247,7 +3287,7 @@
 </file>
 
 <file path=word/footnotes.xml><?xml version="1.0" encoding="utf-8"?>
-<w:footnotes xmlns:wpc="http://schemas.microsoft.com/office/word/2010/wordprocessingCanvas" xmlns:cx="http://schemas.microsoft.com/office/drawing/2014/chartex" xmlns:cx1="http://schemas.microsoft.com/office/drawing/2015/9/8/chartex" xmlns:cx2="http://schemas.microsoft.com/office/drawing/2015/10/21/chartex" xmlns:cx3="http://schemas.microsoft.com/office/drawing/2016/5/9/chartex" xmlns:cx4="http://schemas.microsoft.com/office/drawing/2016/5/10/chartex" xmlns:cx5="http://schemas.microsoft.com/office/drawing/2016/5/11/chartex" xmlns:cx6="http://schemas.microsoft.com/office/drawing/2016/5/12/chartex" xmlns:cx7="http://schemas.microsoft.com/office/drawing/2016/5/13/chartex" xmlns:cx8="http://schemas.microsoft.com/office/drawing/2016/5/14/chartex" xmlns:mc="http://schemas.openxmlformats.org/markup-compatibility/2006" xmlns:aink="http://schemas.microsoft.com/office/drawing/2016/ink" xmlns:am3d="http://schemas.microsoft.com/office/drawing/2017/model3d" xmlns:o="urn:schemas-microsoft-com:office:office" xmlns:oel="http://schemas.microsoft.com/office/2019/extlst" xmlns:r="http://schemas.openxmlformats.org/officeDocument/2006/relationships" xmlns:m="http://schemas.openxmlformats.org/officeDocument/2006/math" xmlns:v="urn:schemas-microsoft-com:vml" xmlns:wp14="http://schemas.microsoft.com/office/word/2010/wordprocessingDrawing" xmlns:wp="http://schemas.openxmlformats.org/drawingml/2006/wordprocessingDrawing" xmlns:w10="urn:schemas-microsoft-com:office:word" xmlns:w="http://schemas.openxmlformats.org/wordprocessingml/2006/main" xmlns:w14="http://schemas.microsoft.com/office/word/2010/wordml" xmlns:w15="http://schemas.microsoft.com/office/word/2012/wordml" xmlns:w16cei="http://schemas.microsoft.com/office/word/2026/wordml/cei" xmlns:w16cex="http://schemas.microsoft.com/office/word/2018/wordml/cex" xmlns:w16cid="http://schemas.microsoft.com/office/word/2016/wordml/cid" xmlns:w16="http://schemas.microsoft.com/office/word/2018/wordml" xmlns:w16du="http://schemas.microsoft.com/office/word/2023/wordml/word16du" xmlns:w16sdtdh="http://schemas.microsoft.com/office/word/2020/wordml/sdtdatahash" xmlns:w16sdtfl="http://schemas.microsoft.com/office/word/2024/wordml/sdtformatlock" xmlns:w16se="http://schemas.microsoft.com/office/word/2015/wordml/symex" xmlns:wpg="http://schemas.microsoft.com/office/word/2010/wordprocessingGroup" xmlns:wpi="http://schemas.microsoft.com/office/word/2010/wordprocessingInk" xmlns:wne="http://schemas.microsoft.com/office/word/2006/wordml" xmlns:wps="http://schemas.microsoft.com/office/word/2010/wordprocessingShape" mc:Ignorable="w14 w15 w16se w16cid w16 w16cex w16sdtdh w16sdtfl w16du wp14">
+<w:footnotes xmlns:wpc="http://schemas.microsoft.com/office/word/2010/wordprocessingCanvas" xmlns:cx="http://schemas.microsoft.com/office/drawing/2014/chartex" xmlns:cx1="http://schemas.microsoft.com/office/drawing/2015/9/8/chartex" xmlns:cx2="http://schemas.microsoft.com/office/drawing/2015/10/21/chartex" xmlns:cx3="http://schemas.microsoft.com/office/drawing/2016/5/9/chartex" xmlns:cx4="http://schemas.microsoft.com/office/drawing/2016/5/10/chartex" xmlns:cx5="http://schemas.microsoft.com/office/drawing/2016/5/11/chartex" xmlns:cx6="http://schemas.microsoft.com/office/drawing/2016/5/12/chartex" xmlns:cx7="http://schemas.microsoft.com/office/drawing/2016/5/13/chartex" xmlns:cx8="http://schemas.microsoft.com/office/drawing/2016/5/14/chartex" xmlns:mc="http://schemas.openxmlformats.org/markup-compatibility/2006" xmlns:aink="http://schemas.microsoft.com/office/drawing/2016/ink" xmlns:am3d="http://schemas.microsoft.com/office/drawing/2017/model3d" xmlns:o="urn:schemas-microsoft-com:office:office" xmlns:oel="http://schemas.microsoft.com/office/2019/extlst" xmlns:r="http://schemas.openxmlformats.org/officeDocument/2006/relationships" xmlns:m="http://schemas.openxmlformats.org/officeDocument/2006/math" xmlns:v="urn:schemas-microsoft-com:vml" xmlns:wp14="http://schemas.microsoft.com/office/word/2010/wordprocessingDrawing" xmlns:wp="http://schemas.openxmlformats.org/drawingml/2006/wordprocessingDrawing" xmlns:w10="urn:schemas-microsoft-com:office:word" xmlns:w="http://schemas.openxmlformats.org/wordprocessingml/2006/main" xmlns:w14="http://schemas.microsoft.com/office/word/2010/wordml" xmlns:w15="http://schemas.microsoft.com/office/word/2012/wordml" xmlns:w16cex="http://schemas.microsoft.com/office/word/2018/wordml/cex" xmlns:w16cid="http://schemas.microsoft.com/office/word/2016/wordml/cid" xmlns:w16="http://schemas.microsoft.com/office/word/2018/wordml" xmlns:w16du="http://schemas.microsoft.com/office/word/2023/wordml/word16du" xmlns:w16sdtdh="http://schemas.microsoft.com/office/word/2020/wordml/sdtdatahash" xmlns:w16sdtfl="http://schemas.microsoft.com/office/word/2024/wordml/sdtformatlock" xmlns:w16se="http://schemas.microsoft.com/office/word/2015/wordml/symex" xmlns:wpg="http://schemas.microsoft.com/office/word/2010/wordprocessingGroup" xmlns:wpi="http://schemas.microsoft.com/office/word/2010/wordprocessingInk" xmlns:wne="http://schemas.microsoft.com/office/word/2006/wordml" xmlns:wps="http://schemas.microsoft.com/office/word/2010/wordprocessingShape" mc:Ignorable="w14 w15 w16se w16cid w16 w16cex w16sdtdh w16sdtfl w16du wp14">
   <w:footnote w:type="separator" w:id="-1">
     <w:p>
       <w:r>
@@ -3277,12 +3317,15 @@
 </file>
 
 <file path=word/header1.xml><?xml version="1.0" encoding="utf-8"?>
-<w:hdr xmlns:wpc="http://schemas.microsoft.com/office/word/2010/wordprocessingCanvas" xmlns:cx="http://schemas.microsoft.com/office/drawing/2014/chartex" xmlns:cx1="http://schemas.microsoft.com/office/drawing/2015/9/8/chartex" xmlns:cx2="http://schemas.microsoft.com/office/drawing/2015/10/21/chartex" xmlns:cx3="http://schemas.microsoft.com/office/drawing/2016/5/9/chartex" xmlns:cx4="http://schemas.microsoft.com/office/drawing/2016/5/10/chartex" xmlns:cx5="http://schemas.microsoft.com/office/drawing/2016/5/11/chartex" xmlns:cx6="http://schemas.microsoft.com/office/drawing/2016/5/12/chartex" xmlns:cx7="http://schemas.microsoft.com/office/drawing/2016/5/13/chartex" xmlns:cx8="http://schemas.microsoft.com/office/drawing/2016/5/14/chartex" xmlns:mc="http://schemas.openxmlformats.org/markup-compatibility/2006" xmlns:aink="http://schemas.microsoft.com/office/drawing/2016/ink" xmlns:am3d="http://schemas.microsoft.com/office/drawing/2017/model3d" xmlns:o="urn:schemas-microsoft-com:office:office" xmlns:oel="http://schemas.microsoft.com/office/2019/extlst" xmlns:r="http://schemas.openxmlformats.org/officeDocument/2006/relationships" xmlns:m="http://schemas.openxmlformats.org/officeDocument/2006/math" xmlns:v="urn:schemas-microsoft-com:vml" xmlns:wp14="http://schemas.microsoft.com/office/word/2010/wordprocessingDrawing" xmlns:wp="http://schemas.openxmlformats.org/drawingml/2006/wordprocessingDrawing" xmlns:w10="urn:schemas-microsoft-com:office:word" xmlns:w="http://schemas.openxmlformats.org/wordprocessingml/2006/main" xmlns:w14="http://schemas.microsoft.com/office/word/2010/wordml" xmlns:w15="http://schemas.microsoft.com/office/word/2012/wordml" xmlns:w16cei="http://schemas.microsoft.com/office/word/2026/wordml/cei" xmlns:w16cex="http://schemas.microsoft.com/office/word/2018/wordml/cex" xmlns:w16cid="http://schemas.microsoft.com/office/word/2016/wordml/cid" xmlns:w16="http://schemas.microsoft.com/office/word/2018/wordml" xmlns:w16du="http://schemas.microsoft.com/office/word/2023/wordml/word16du" xmlns:w16sdtdh="http://schemas.microsoft.com/office/word/2020/wordml/sdtdatahash" xmlns:w16sdtfl="http://schemas.microsoft.com/office/word/2024/wordml/sdtformatlock" xmlns:w16se="http://schemas.microsoft.com/office/word/2015/wordml/symex" xmlns:wpg="http://schemas.microsoft.com/office/word/2010/wordprocessingGroup" xmlns:wpi="http://schemas.microsoft.com/office/word/2010/wordprocessingInk" xmlns:wne="http://schemas.microsoft.com/office/word/2006/wordml" xmlns:wps="http://schemas.microsoft.com/office/word/2010/wordprocessingShape" mc:Ignorable="w14 w15 w16se w16cid w16 w16cex w16sdtdh w16sdtfl w16du wp14">
+<w:hdr xmlns:wpc="http://schemas.microsoft.com/office/word/2010/wordprocessingCanvas" xmlns:cx="http://schemas.microsoft.com/office/drawing/2014/chartex" xmlns:cx1="http://schemas.microsoft.com/office/drawing/2015/9/8/chartex" xmlns:cx2="http://schemas.microsoft.com/office/drawing/2015/10/21/chartex" xmlns:cx3="http://schemas.microsoft.com/office/drawing/2016/5/9/chartex" xmlns:cx4="http://schemas.microsoft.com/office/drawing/2016/5/10/chartex" xmlns:cx5="http://schemas.microsoft.com/office/drawing/2016/5/11/chartex" xmlns:cx6="http://schemas.microsoft.com/office/drawing/2016/5/12/chartex" xmlns:cx7="http://schemas.microsoft.com/office/drawing/2016/5/13/chartex" xmlns:cx8="http://schemas.microsoft.com/office/drawing/2016/5/14/chartex" xmlns:mc="http://schemas.openxmlformats.org/markup-compatibility/2006" xmlns:aink="http://schemas.microsoft.com/office/drawing/2016/ink" xmlns:am3d="http://schemas.microsoft.com/office/drawing/2017/model3d" xmlns:o="urn:schemas-microsoft-com:office:office" xmlns:oel="http://schemas.microsoft.com/office/2019/extlst" xmlns:r="http://schemas.openxmlformats.org/officeDocument/2006/relationships" xmlns:m="http://schemas.openxmlformats.org/officeDocument/2006/math" xmlns:v="urn:schemas-microsoft-com:vml" xmlns:wp14="http://schemas.microsoft.com/office/word/2010/wordprocessingDrawing" xmlns:wp="http://schemas.openxmlformats.org/drawingml/2006/wordprocessingDrawing" xmlns:w10="urn:schemas-microsoft-com:office:word" xmlns:w="http://schemas.openxmlformats.org/wordprocessingml/2006/main" xmlns:w14="http://schemas.microsoft.com/office/word/2010/wordml" xmlns:w15="http://schemas.microsoft.com/office/word/2012/wordml" xmlns:w16cex="http://schemas.microsoft.com/office/word/2018/wordml/cex" xmlns:w16cid="http://schemas.microsoft.com/office/word/2016/wordml/cid" xmlns:w16="http://schemas.microsoft.com/office/word/2018/wordml" xmlns:w16du="http://schemas.microsoft.com/office/word/2023/wordml/word16du" xmlns:w16sdtdh="http://schemas.microsoft.com/office/word/2020/wordml/sdtdatahash" xmlns:w16sdtfl="http://schemas.microsoft.com/office/word/2024/wordml/sdtformatlock" xmlns:w16se="http://schemas.microsoft.com/office/word/2015/wordml/symex" xmlns:wpg="http://schemas.microsoft.com/office/word/2010/wordprocessingGroup" xmlns:wpi="http://schemas.microsoft.com/office/word/2010/wordprocessingInk" xmlns:wne="http://schemas.microsoft.com/office/word/2006/wordml" xmlns:wps="http://schemas.microsoft.com/office/word/2010/wordprocessingShape" mc:Ignorable="w14 w15 w16se w16cid w16 w16cex w16sdtdh w16sdtfl w16du wp14">
   <w:p>
     <w:pPr>
       <w:pStyle w:val="Header"/>
     </w:pPr>
     <w:r>
+      <w:rPr>
+        <w:noProof/>
+      </w:rPr>
       <w:drawing>
         <wp:inline distT="0" distB="0" distL="0" distR="0" wp14:anchorId="666D9104" wp14:editId="1461423D">
           <wp:extent cx="1097532" cy="360000"/>
@@ -3337,16 +3380,19 @@
 </file>
 
 <file path=word/header2.xml><?xml version="1.0" encoding="utf-8"?>
-<w:hdr xmlns:wpc="http://schemas.microsoft.com/office/word/2010/wordprocessingCanvas" xmlns:cx="http://schemas.microsoft.com/office/drawing/2014/chartex" xmlns:cx1="http://schemas.microsoft.com/office/drawing/2015/9/8/chartex" xmlns:cx2="http://schemas.microsoft.com/office/drawing/2015/10/21/chartex" xmlns:cx3="http://schemas.microsoft.com/office/drawing/2016/5/9/chartex" xmlns:cx4="http://schemas.microsoft.com/office/drawing/2016/5/10/chartex" xmlns:cx5="http://schemas.microsoft.com/office/drawing/2016/5/11/chartex" xmlns:cx6="http://schemas.microsoft.com/office/drawing/2016/5/12/chartex" xmlns:cx7="http://schemas.microsoft.com/office/drawing/2016/5/13/chartex" xmlns:cx8="http://schemas.microsoft.com/office/drawing/2016/5/14/chartex" xmlns:mc="http://schemas.openxmlformats.org/markup-compatibility/2006" xmlns:aink="http://schemas.microsoft.com/office/drawing/2016/ink" xmlns:am3d="http://schemas.microsoft.com/office/drawing/2017/model3d" xmlns:o="urn:schemas-microsoft-com:office:office" xmlns:oel="http://schemas.microsoft.com/office/2019/extlst" xmlns:r="http://schemas.openxmlformats.org/officeDocument/2006/relationships" xmlns:m="http://schemas.openxmlformats.org/officeDocument/2006/math" xmlns:v="urn:schemas-microsoft-com:vml" xmlns:wp14="http://schemas.microsoft.com/office/word/2010/wordprocessingDrawing" xmlns:wp="http://schemas.openxmlformats.org/drawingml/2006/wordprocessingDrawing" xmlns:w10="urn:schemas-microsoft-com:office:word" xmlns:w="http://schemas.openxmlformats.org/wordprocessingml/2006/main" xmlns:w14="http://schemas.microsoft.com/office/word/2010/wordml" xmlns:w15="http://schemas.microsoft.com/office/word/2012/wordml" xmlns:w16cei="http://schemas.microsoft.com/office/word/2026/wordml/cei" xmlns:w16cex="http://schemas.microsoft.com/office/word/2018/wordml/cex" xmlns:w16cid="http://schemas.microsoft.com/office/word/2016/wordml/cid" xmlns:w16="http://schemas.microsoft.com/office/word/2018/wordml" xmlns:w16du="http://schemas.microsoft.com/office/word/2023/wordml/word16du" xmlns:w16sdtdh="http://schemas.microsoft.com/office/word/2020/wordml/sdtdatahash" xmlns:w16sdtfl="http://schemas.microsoft.com/office/word/2024/wordml/sdtformatlock" xmlns:w16se="http://schemas.microsoft.com/office/word/2015/wordml/symex" xmlns:wpg="http://schemas.microsoft.com/office/word/2010/wordprocessingGroup" xmlns:wpi="http://schemas.microsoft.com/office/word/2010/wordprocessingInk" xmlns:wne="http://schemas.microsoft.com/office/word/2006/wordml" xmlns:wps="http://schemas.microsoft.com/office/word/2010/wordprocessingShape" mc:Ignorable="w14 w15 w16se w16cid w16 w16cex w16sdtdh w16sdtfl w16du wp14">
+<w:hdr xmlns:wpc="http://schemas.microsoft.com/office/word/2010/wordprocessingCanvas" xmlns:cx="http://schemas.microsoft.com/office/drawing/2014/chartex" xmlns:cx1="http://schemas.microsoft.com/office/drawing/2015/9/8/chartex" xmlns:cx2="http://schemas.microsoft.com/office/drawing/2015/10/21/chartex" xmlns:cx3="http://schemas.microsoft.com/office/drawing/2016/5/9/chartex" xmlns:cx4="http://schemas.microsoft.com/office/drawing/2016/5/10/chartex" xmlns:cx5="http://schemas.microsoft.com/office/drawing/2016/5/11/chartex" xmlns:cx6="http://schemas.microsoft.com/office/drawing/2016/5/12/chartex" xmlns:cx7="http://schemas.microsoft.com/office/drawing/2016/5/13/chartex" xmlns:cx8="http://schemas.microsoft.com/office/drawing/2016/5/14/chartex" xmlns:mc="http://schemas.openxmlformats.org/markup-compatibility/2006" xmlns:aink="http://schemas.microsoft.com/office/drawing/2016/ink" xmlns:am3d="http://schemas.microsoft.com/office/drawing/2017/model3d" xmlns:o="urn:schemas-microsoft-com:office:office" xmlns:oel="http://schemas.microsoft.com/office/2019/extlst" xmlns:r="http://schemas.openxmlformats.org/officeDocument/2006/relationships" xmlns:m="http://schemas.openxmlformats.org/officeDocument/2006/math" xmlns:v="urn:schemas-microsoft-com:vml" xmlns:wp14="http://schemas.microsoft.com/office/word/2010/wordprocessingDrawing" xmlns:wp="http://schemas.openxmlformats.org/drawingml/2006/wordprocessingDrawing" xmlns:w10="urn:schemas-microsoft-com:office:word" xmlns:w="http://schemas.openxmlformats.org/wordprocessingml/2006/main" xmlns:w14="http://schemas.microsoft.com/office/word/2010/wordml" xmlns:w15="http://schemas.microsoft.com/office/word/2012/wordml" xmlns:w16cex="http://schemas.microsoft.com/office/word/2018/wordml/cex" xmlns:w16cid="http://schemas.microsoft.com/office/word/2016/wordml/cid" xmlns:w16="http://schemas.microsoft.com/office/word/2018/wordml" xmlns:w16du="http://schemas.microsoft.com/office/word/2023/wordml/word16du" xmlns:w16sdtdh="http://schemas.microsoft.com/office/word/2020/wordml/sdtdatahash" xmlns:w16sdtfl="http://schemas.microsoft.com/office/word/2024/wordml/sdtformatlock" xmlns:w16se="http://schemas.microsoft.com/office/word/2015/wordml/symex" xmlns:wpg="http://schemas.microsoft.com/office/word/2010/wordprocessingGroup" xmlns:wpi="http://schemas.microsoft.com/office/word/2010/wordprocessingInk" xmlns:wne="http://schemas.microsoft.com/office/word/2006/wordml" xmlns:wps="http://schemas.microsoft.com/office/word/2010/wordprocessingShape" mc:Ignorable="w14 w15 w16se w16cid w16 w16cex w16sdtdh w16sdtfl w16du wp14">
   <w:p>
     <w:pPr>
       <w:pStyle w:val="Header"/>
     </w:pPr>
     <w:r>
+      <w:rPr>
+        <w:noProof/>
+      </w:rPr>
       <mc:AlternateContent>
         <mc:Choice Requires="wps">
           <w:drawing>
-            <wp:anchor distT="0" distB="0" distL="114300" distR="114300" simplePos="0" relativeHeight="251659264" behindDoc="0" locked="0" layoutInCell="1" allowOverlap="1" wp14:anchorId="789E1200" wp14:editId="25FEF1D3">
+            <wp:anchor distT="0" distB="0" distL="114300" distR="114300" simplePos="0" relativeHeight="251658241" behindDoc="0" locked="0" layoutInCell="1" allowOverlap="1" wp14:anchorId="789E1200" wp14:editId="25FEF1D3">
               <wp:simplePos x="0" y="0"/>
               <wp:positionH relativeFrom="column">
                 <wp:posOffset>626907</wp:posOffset>
@@ -3412,13 +3458,13 @@
             </wp:anchor>
           </w:drawing>
         </mc:Choice>
-        <mc:Fallback>
-          <w:pict>
-            <v:shapetype w14:anchorId="789E1200" id="_x0000_t202" coordsize="21600,21600" o:spt="202" path="m,l,21600r21600,l21600,xe">
+        <mc:Fallback xmlns:arto="http://schemas.microsoft.com/office/word/2006/arto" xmlns:a14="http://schemas.microsoft.com/office/drawing/2010/main" xmlns:pic="http://schemas.openxmlformats.org/drawingml/2006/picture" xmlns:a="http://schemas.openxmlformats.org/drawingml/2006/main" xmlns:w16cei="http://schemas.microsoft.com/office/word/2026/wordml/cei">
+          <w:pict w14:anchorId="273932C7">
+            <v:shapetype id="_x0000_t202" coordsize="21600,21600" o:spt="202" path="m,l,21600r21600,l21600,xe" w14:anchorId="789E1200">
               <v:stroke joinstyle="miter"/>
               <v:path gradientshapeok="t" o:connecttype="rect"/>
             </v:shapetype>
-            <v:shape id="Text Box 13" o:spid="_x0000_s1026" type="#_x0000_t202" style="position:absolute;margin-left:49.35pt;margin-top:-9.85pt;width:430.3pt;height:39.8pt;z-index:251659264;visibility:visible;mso-wrap-style:square;mso-width-percent:0;mso-height-percent:0;mso-wrap-distance-left:9pt;mso-wrap-distance-top:0;mso-wrap-distance-right:9pt;mso-wrap-distance-bottom:0;mso-position-horizontal:absolute;mso-position-horizontal-relative:text;mso-position-vertical:absolute;mso-position-vertical-relative:text;mso-width-percent:0;mso-height-percent:0;mso-width-relative:margin;mso-height-relative:margin;v-text-anchor:bottom" o:gfxdata="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" filled="f" stroked="f" strokeweight=".5pt">
+            <v:shape id="Text Box 13" style="position:absolute;margin-left:49.35pt;margin-top:-9.85pt;width:430.3pt;height:39.8pt;z-index:251659264;visibility:visible;mso-wrap-style:square;mso-width-percent:0;mso-height-percent:0;mso-wrap-distance-left:9pt;mso-wrap-distance-top:0;mso-wrap-distance-right:9pt;mso-wrap-distance-bottom:0;mso-position-horizontal:absolute;mso-position-horizontal-relative:text;mso-position-vertical:absolute;mso-position-vertical-relative:text;mso-width-percent:0;mso-height-percent:0;mso-width-relative:margin;mso-height-relative:margin;v-text-anchor:bottom" o:spid="_x0000_s1026" filled="f" stroked="f" strokeweight=".5pt" type="#_x0000_t202" o:gfxdata="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">
               <v:textbox>
                 <w:txbxContent>
                   <w:p>
@@ -3443,8 +3489,11 @@
       </mc:AlternateContent>
     </w:r>
     <w:r>
+      <w:rPr>
+        <w:noProof/>
+      </w:rPr>
       <w:drawing>
-        <wp:anchor distT="0" distB="0" distL="114300" distR="114300" simplePos="0" relativeHeight="251657216" behindDoc="1" locked="0" layoutInCell="1" allowOverlap="1" wp14:anchorId="01C6828F" wp14:editId="5551AA0E">
+        <wp:anchor distT="0" distB="0" distL="114300" distR="114300" simplePos="0" relativeHeight="251658240" behindDoc="1" locked="0" layoutInCell="1" allowOverlap="1" wp14:anchorId="01C6828F" wp14:editId="5551AA0E">
           <wp:simplePos x="0" y="0"/>
           <wp:positionH relativeFrom="margin">
             <wp:posOffset>0</wp:posOffset>
@@ -3501,7 +3550,7 @@
 </file>
 
 <file path=word/header3.xml><?xml version="1.0" encoding="utf-8"?>
-<w:hdr xmlns:wpc="http://schemas.microsoft.com/office/word/2010/wordprocessingCanvas" xmlns:cx="http://schemas.microsoft.com/office/drawing/2014/chartex" xmlns:cx1="http://schemas.microsoft.com/office/drawing/2015/9/8/chartex" xmlns:cx2="http://schemas.microsoft.com/office/drawing/2015/10/21/chartex" xmlns:cx3="http://schemas.microsoft.com/office/drawing/2016/5/9/chartex" xmlns:cx4="http://schemas.microsoft.com/office/drawing/2016/5/10/chartex" xmlns:cx5="http://schemas.microsoft.com/office/drawing/2016/5/11/chartex" xmlns:cx6="http://schemas.microsoft.com/office/drawing/2016/5/12/chartex" xmlns:cx7="http://schemas.microsoft.com/office/drawing/2016/5/13/chartex" xmlns:cx8="http://schemas.microsoft.com/office/drawing/2016/5/14/chartex" xmlns:mc="http://schemas.openxmlformats.org/markup-compatibility/2006" xmlns:aink="http://schemas.microsoft.com/office/drawing/2016/ink" xmlns:am3d="http://schemas.microsoft.com/office/drawing/2017/model3d" xmlns:o="urn:schemas-microsoft-com:office:office" xmlns:oel="http://schemas.microsoft.com/office/2019/extlst" xmlns:r="http://schemas.openxmlformats.org/officeDocument/2006/relationships" xmlns:m="http://schemas.openxmlformats.org/officeDocument/2006/math" xmlns:v="urn:schemas-microsoft-com:vml" xmlns:wp14="http://schemas.microsoft.com/office/word/2010/wordprocessingDrawing" xmlns:wp="http://schemas.openxmlformats.org/drawingml/2006/wordprocessingDrawing" xmlns:w10="urn:schemas-microsoft-com:office:word" xmlns:w="http://schemas.openxmlformats.org/wordprocessingml/2006/main" xmlns:w14="http://schemas.microsoft.com/office/word/2010/wordml" xmlns:w15="http://schemas.microsoft.com/office/word/2012/wordml" xmlns:w16cei="http://schemas.microsoft.com/office/word/2026/wordml/cei" xmlns:w16cex="http://schemas.microsoft.com/office/word/2018/wordml/cex" xmlns:w16cid="http://schemas.microsoft.com/office/word/2016/wordml/cid" xmlns:w16="http://schemas.microsoft.com/office/word/2018/wordml" xmlns:w16du="http://schemas.microsoft.com/office/word/2023/wordml/word16du" xmlns:w16sdtdh="http://schemas.microsoft.com/office/word/2020/wordml/sdtdatahash" xmlns:w16sdtfl="http://schemas.microsoft.com/office/word/2024/wordml/sdtformatlock" xmlns:w16se="http://schemas.microsoft.com/office/word/2015/wordml/symex" xmlns:wpg="http://schemas.microsoft.com/office/word/2010/wordprocessingGroup" xmlns:wpi="http://schemas.microsoft.com/office/word/2010/wordprocessingInk" xmlns:wne="http://schemas.microsoft.com/office/word/2006/wordml" xmlns:wps="http://schemas.microsoft.com/office/word/2010/wordprocessingShape" mc:Ignorable="w14 w15 w16se w16cid w16 w16cex w16sdtdh w16sdtfl w16du wp14">
+<w:hdr xmlns:wpc="http://schemas.microsoft.com/office/word/2010/wordprocessingCanvas" xmlns:cx="http://schemas.microsoft.com/office/drawing/2014/chartex" xmlns:cx1="http://schemas.microsoft.com/office/drawing/2015/9/8/chartex" xmlns:cx2="http://schemas.microsoft.com/office/drawing/2015/10/21/chartex" xmlns:cx3="http://schemas.microsoft.com/office/drawing/2016/5/9/chartex" xmlns:cx4="http://schemas.microsoft.com/office/drawing/2016/5/10/chartex" xmlns:cx5="http://schemas.microsoft.com/office/drawing/2016/5/11/chartex" xmlns:cx6="http://schemas.microsoft.com/office/drawing/2016/5/12/chartex" xmlns:cx7="http://schemas.microsoft.com/office/drawing/2016/5/13/chartex" xmlns:cx8="http://schemas.microsoft.com/office/drawing/2016/5/14/chartex" xmlns:mc="http://schemas.openxmlformats.org/markup-compatibility/2006" xmlns:aink="http://schemas.microsoft.com/office/drawing/2016/ink" xmlns:am3d="http://schemas.microsoft.com/office/drawing/2017/model3d" xmlns:o="urn:schemas-microsoft-com:office:office" xmlns:oel="http://schemas.microsoft.com/office/2019/extlst" xmlns:r="http://schemas.openxmlformats.org/officeDocument/2006/relationships" xmlns:m="http://schemas.openxmlformats.org/officeDocument/2006/math" xmlns:v="urn:schemas-microsoft-com:vml" xmlns:wp14="http://schemas.microsoft.com/office/word/2010/wordprocessingDrawing" xmlns:wp="http://schemas.openxmlformats.org/drawingml/2006/wordprocessingDrawing" xmlns:w10="urn:schemas-microsoft-com:office:word" xmlns:w="http://schemas.openxmlformats.org/wordprocessingml/2006/main" xmlns:w14="http://schemas.microsoft.com/office/word/2010/wordml" xmlns:w15="http://schemas.microsoft.com/office/word/2012/wordml" xmlns:w16cex="http://schemas.microsoft.com/office/word/2018/wordml/cex" xmlns:w16cid="http://schemas.microsoft.com/office/word/2016/wordml/cid" xmlns:w16="http://schemas.microsoft.com/office/word/2018/wordml" xmlns:w16du="http://schemas.microsoft.com/office/word/2023/wordml/word16du" xmlns:w16sdtdh="http://schemas.microsoft.com/office/word/2020/wordml/sdtdatahash" xmlns:w16sdtfl="http://schemas.microsoft.com/office/word/2024/wordml/sdtformatlock" xmlns:w16se="http://schemas.microsoft.com/office/word/2015/wordml/symex" xmlns:wpg="http://schemas.microsoft.com/office/word/2010/wordprocessingGroup" xmlns:wpi="http://schemas.microsoft.com/office/word/2010/wordprocessingInk" xmlns:wne="http://schemas.microsoft.com/office/word/2006/wordml" xmlns:wps="http://schemas.microsoft.com/office/word/2010/wordprocessingShape" mc:Ignorable="w14 w15 w16se w16cid w16 w16cex w16sdtdh w16sdtfl w16du wp14">
   <w:p>
     <w:pPr>
       <w:pStyle w:val="Header"/>
@@ -3511,7 +3560,7 @@
 </file>
 
 <file path=word/numbering.xml><?xml version="1.0" encoding="utf-8"?>
-<w:numbering xmlns:wpc="http://schemas.microsoft.com/office/word/2010/wordprocessingCanvas" xmlns:cx="http://schemas.microsoft.com/office/drawing/2014/chartex" xmlns:cx1="http://schemas.microsoft.com/office/drawing/2015/9/8/chartex" xmlns:cx2="http://schemas.microsoft.com/office/drawing/2015/10/21/chartex" xmlns:cx3="http://schemas.microsoft.com/office/drawing/2016/5/9/chartex" xmlns:cx4="http://schemas.microsoft.com/office/drawing/2016/5/10/chartex" xmlns:cx5="http://schemas.microsoft.com/office/drawing/2016/5/11/chartex" xmlns:cx6="http://schemas.microsoft.com/office/drawing/2016/5/12/chartex" xmlns:cx7="http://schemas.microsoft.com/office/drawing/2016/5/13/chartex" xmlns:cx8="http://schemas.microsoft.com/office/drawing/2016/5/14/chartex" xmlns:mc="http://schemas.openxmlformats.org/markup-compatibility/2006" xmlns:aink="http://schemas.microsoft.com/office/drawing/2016/ink" xmlns:am3d="http://schemas.microsoft.com/office/drawing/2017/model3d" xmlns:o="urn:schemas-microsoft-com:office:office" xmlns:oel="http://schemas.microsoft.com/office/2019/extlst" xmlns:r="http://schemas.openxmlformats.org/officeDocument/2006/relationships" xmlns:m="http://schemas.openxmlformats.org/officeDocument/2006/math" xmlns:v="urn:schemas-microsoft-com:vml" xmlns:wp14="http://schemas.microsoft.com/office/word/2010/wordprocessingDrawing" xmlns:wp="http://schemas.openxmlformats.org/drawingml/2006/wordprocessingDrawing" xmlns:w10="urn:schemas-microsoft-com:office:word" xmlns:w="http://schemas.openxmlformats.org/wordprocessingml/2006/main" xmlns:w14="http://schemas.microsoft.com/office/word/2010/wordml" xmlns:w15="http://schemas.microsoft.com/office/word/2012/wordml" xmlns:w16cei="http://schemas.microsoft.com/office/word/2026/wordml/cei" xmlns:w16cex="http://schemas.microsoft.com/office/word/2018/wordml/cex" xmlns:w16cid="http://schemas.microsoft.com/office/word/2016/wordml/cid" xmlns:w16="http://schemas.microsoft.com/office/word/2018/wordml" xmlns:w16du="http://schemas.microsoft.com/office/word/2023/wordml/word16du" xmlns:w16sdtdh="http://schemas.microsoft.com/office/word/2020/wordml/sdtdatahash" xmlns:w16sdtfl="http://schemas.microsoft.com/office/word/2024/wordml/sdtformatlock" xmlns:w16se="http://schemas.microsoft.com/office/word/2015/wordml/symex" xmlns:wpg="http://schemas.microsoft.com/office/word/2010/wordprocessingGroup" xmlns:wpi="http://schemas.microsoft.com/office/word/2010/wordprocessingInk" xmlns:wne="http://schemas.microsoft.com/office/word/2006/wordml" xmlns:wps="http://schemas.microsoft.com/office/word/2010/wordprocessingShape" mc:Ignorable="w14 w15 w16se w16cid w16 w16cex w16sdtdh w16sdtfl w16du wp14">
+<w:numbering xmlns:wpc="http://schemas.microsoft.com/office/word/2010/wordprocessingCanvas" xmlns:cx="http://schemas.microsoft.com/office/drawing/2014/chartex" xmlns:cx1="http://schemas.microsoft.com/office/drawing/2015/9/8/chartex" xmlns:cx2="http://schemas.microsoft.com/office/drawing/2015/10/21/chartex" xmlns:cx3="http://schemas.microsoft.com/office/drawing/2016/5/9/chartex" xmlns:cx4="http://schemas.microsoft.com/office/drawing/2016/5/10/chartex" xmlns:cx5="http://schemas.microsoft.com/office/drawing/2016/5/11/chartex" xmlns:cx6="http://schemas.microsoft.com/office/drawing/2016/5/12/chartex" xmlns:cx7="http://schemas.microsoft.com/office/drawing/2016/5/13/chartex" xmlns:cx8="http://schemas.microsoft.com/office/drawing/2016/5/14/chartex" xmlns:mc="http://schemas.openxmlformats.org/markup-compatibility/2006" xmlns:aink="http://schemas.microsoft.com/office/drawing/2016/ink" xmlns:am3d="http://schemas.microsoft.com/office/drawing/2017/model3d" xmlns:o="urn:schemas-microsoft-com:office:office" xmlns:oel="http://schemas.microsoft.com/office/2019/extlst" xmlns:r="http://schemas.openxmlformats.org/officeDocument/2006/relationships" xmlns:m="http://schemas.openxmlformats.org/officeDocument/2006/math" xmlns:v="urn:schemas-microsoft-com:vml" xmlns:wp14="http://schemas.microsoft.com/office/word/2010/wordprocessingDrawing" xmlns:wp="http://schemas.openxmlformats.org/drawingml/2006/wordprocessingDrawing" xmlns:w10="urn:schemas-microsoft-com:office:word" xmlns:w="http://schemas.openxmlformats.org/wordprocessingml/2006/main" xmlns:w14="http://schemas.microsoft.com/office/word/2010/wordml" xmlns:w15="http://schemas.microsoft.com/office/word/2012/wordml" xmlns:w16cex="http://schemas.microsoft.com/office/word/2018/wordml/cex" xmlns:w16cid="http://schemas.microsoft.com/office/word/2016/wordml/cid" xmlns:w16="http://schemas.microsoft.com/office/word/2018/wordml" xmlns:w16du="http://schemas.microsoft.com/office/word/2023/wordml/word16du" xmlns:w16sdtdh="http://schemas.microsoft.com/office/word/2020/wordml/sdtdatahash" xmlns:w16sdtfl="http://schemas.microsoft.com/office/word/2024/wordml/sdtformatlock" xmlns:w16se="http://schemas.microsoft.com/office/word/2015/wordml/symex" xmlns:wpg="http://schemas.microsoft.com/office/word/2010/wordprocessingGroup" xmlns:wpi="http://schemas.microsoft.com/office/word/2010/wordprocessingInk" xmlns:wne="http://schemas.microsoft.com/office/word/2006/wordml" xmlns:wps="http://schemas.microsoft.com/office/word/2010/wordprocessingShape" mc:Ignorable="w14 w15 w16se w16cid w16 w16cex w16sdtdh w16sdtfl w16du wp14">
   <w:abstractNum w:abstractNumId="0" w15:restartNumberingAfterBreak="0">
     <w:nsid w:val="FFFFFF80"/>
     <w:multiLevelType w:val="singleLevel"/>
@@ -10231,10 +10280,6 @@
 </file>
 
 <file path=customXml/item1.xml><?xml version="1.0" encoding="utf-8"?>
-<b:Sources xmlns:b="http://schemas.openxmlformats.org/officeDocument/2006/bibliography" xmlns="http://schemas.openxmlformats.org/officeDocument/2006/bibliography" SelectedStyle="\APASixthEditionOfficeOnline.xsl" StyleName="APA" Version="6"/>
-</file>
-
-<file path=customXml/item2.xml><?xml version="1.0" encoding="utf-8"?>
 <p:properties xmlns:p="http://schemas.microsoft.com/office/2006/metadata/properties" xmlns:xsi="http://www.w3.org/2001/XMLSchema-instance" xmlns:pc="http://schemas.microsoft.com/office/infopath/2007/PartnerControls">
   <documentManagement>
     <lcf76f155ced4ddcb4097134ff3c332f xmlns="04dd4f8b-4e55-4b0f-90ae-c416a13e2e63">
@@ -10243,6 +10288,10 @@
     <TaxCatchAll xmlns="51b58b7f-359e-418a-8fc0-c5d77d026bdc" xsi:nil="true"/>
   </documentManagement>
 </p:properties>
+</file>
+
+<file path=customXml/item2.xml><?xml version="1.0" encoding="utf-8"?>
+<b:Sources xmlns:b="http://schemas.openxmlformats.org/officeDocument/2006/bibliography" xmlns="http://schemas.openxmlformats.org/officeDocument/2006/bibliography" SelectedStyle="\APASixthEditionOfficeOnline.xsl" StyleName="APA" Version="6"/>
 </file>
 
 <file path=customXml/item3.xml><?xml version="1.0" encoding="utf-8"?>
@@ -10510,20 +10559,20 @@
 </file>
 
 <file path=customXml/itemProps1.xml><?xml version="1.0" encoding="utf-8"?>
-<ds:datastoreItem xmlns:ds="http://schemas.openxmlformats.org/officeDocument/2006/customXml" ds:itemID="{F5997309-FACA-442A-8A47-89BAD725A418}">
-  <ds:schemaRefs>
-    <ds:schemaRef ds:uri="http://schemas.openxmlformats.org/officeDocument/2006/bibliography"/>
-  </ds:schemaRefs>
-</ds:datastoreItem>
-</file>
-
-<file path=customXml/itemProps2.xml><?xml version="1.0" encoding="utf-8"?>
 <ds:datastoreItem xmlns:ds="http://schemas.openxmlformats.org/officeDocument/2006/customXml" ds:itemID="{6367B603-3B12-42EB-A71C-92DF23C6A36D}">
   <ds:schemaRefs>
     <ds:schemaRef ds:uri="http://schemas.microsoft.com/office/2006/metadata/properties"/>
     <ds:schemaRef ds:uri="http://schemas.microsoft.com/office/infopath/2007/PartnerControls"/>
     <ds:schemaRef ds:uri="04dd4f8b-4e55-4b0f-90ae-c416a13e2e63"/>
     <ds:schemaRef ds:uri="51b58b7f-359e-418a-8fc0-c5d77d026bdc"/>
+  </ds:schemaRefs>
+</ds:datastoreItem>
+</file>
+
+<file path=customXml/itemProps2.xml><?xml version="1.0" encoding="utf-8"?>
+<ds:datastoreItem xmlns:ds="http://schemas.openxmlformats.org/officeDocument/2006/customXml" ds:itemID="{F5997309-FACA-442A-8A47-89BAD725A418}">
+  <ds:schemaRefs>
+    <ds:schemaRef ds:uri="http://schemas.openxmlformats.org/officeDocument/2006/bibliography"/>
   </ds:schemaRefs>
 </ds:datastoreItem>
 </file>
